--- a/docs/reference/07-UI-UX-Flow.md.docx
+++ b/docs/reference/07-UI-UX-Flow.md.docx
@@ -11492,6 +11492,614 @@
           <w:rtl w:val="0"/>
         </w:rPr>
         <w:t xml:space="preserve">本文件狀態：07 Review Gate PASS／Approved Baseline。已確認學員 LINE LIFF、教練 LINE LIFF / Mobile Web、委員會 LINE LIFF + Web Admin、apps/liff + apps/admin + shared packages，以及 Student Demand-first、Coach Supply-first、Committee Initiated Demand 與 Open Enrollment / Course Offering 四個 MVP Vertical Slice。後續採文件 + Mermaid + Wireframe-first 推進；Open Enrollment 之 04 v2.4／05 v1.1／06 v1.1 Backfill 已完成並 PASS。</w:t>
+      </w:r>
+    </w:p>
+    <w:p>
+      <w:pPr>
+        <w:rPr/>
+      </w:pPr>
+      <w:r>
+        <w:rPr>
+          <w:rtl w:val="0"/>
+        </w:rPr>
+      </w:r>
+    </w:p>
+    <w:p>
+      <w:pPr>
+        <w:rPr/>
+      </w:pPr>
+      <w:r>
+        <w:rPr>
+          <w:rtl w:val="0"/>
+        </w:rPr>
+        <w:t xml:space="preserve">13. Slice 2 Baseline Backfill Addendum</w:t>
+      </w:r>
+    </w:p>
+    <w:p>
+      <w:pPr>
+        <w:rPr/>
+      </w:pPr>
+      <w:r>
+        <w:rPr>
+          <w:rFonts w:ascii="Arial Unicode MS" w:cs="Arial Unicode MS" w:eastAsia="Arial Unicode MS" w:hAnsi="Arial Unicode MS"/>
+          <w:rtl w:val="0"/>
+        </w:rPr>
+        <w:t xml:space="preserve">本章為 Slice 2「Coach Supply + Lesson Demand」UI/UX 核准補充基線。若 3.2、3.3、4.x、7.x、11.x 的舊欄位名稱、角色入口或 Flow 與本章衝突，以本章為準；Backend authorization 仍是唯一權威安全邊界。</w:t>
+      </w:r>
+    </w:p>
+    <w:p>
+      <w:pPr>
+        <w:rPr/>
+      </w:pPr>
+      <w:r>
+        <w:rPr>
+          <w:rtl w:val="0"/>
+        </w:rPr>
+      </w:r>
+    </w:p>
+    <w:p>
+      <w:pPr>
+        <w:rPr/>
+      </w:pPr>
+      <w:r>
+        <w:rPr>
+          <w:rtl w:val="0"/>
+        </w:rPr>
+        <w:t xml:space="preserve">13.1 Coach Application Entry / Role Transition UX</w:t>
+      </w:r>
+    </w:p>
+    <w:p>
+      <w:pPr>
+        <w:rPr/>
+      </w:pPr>
+      <w:r>
+        <w:rPr>
+          <w:rFonts w:ascii="Arial Unicode MS" w:cs="Arial Unicode MS" w:eastAsia="Arial Unicode MS" w:hAnsi="Arial Unicode MS"/>
+          <w:rtl w:val="0"/>
+        </w:rPr>
+        <w:t xml:space="preserve">一般 ACTIVE authenticated User 即使目前只有 STUDENT role，也必須能從「個人資料／角色資訊」或等價入口看到「申請成為教練」。此入口不得被 COACH RoleGuard 擋住，因為申請本身發生在取得 COACH role 之前。</w:t>
+      </w:r>
+    </w:p>
+    <w:p>
+      <w:pPr>
+        <w:rPr/>
+      </w:pPr>
+      <w:r>
+        <w:rPr>
+          <w:rFonts w:ascii="Arial Unicode MS" w:cs="Arial Unicode MS" w:eastAsia="Arial Unicode MS" w:hAnsi="Arial Unicode MS"/>
+          <w:rtl w:val="0"/>
+        </w:rPr>
+        <w:t xml:space="preserve">建議 Flow：</w:t>
+      </w:r>
+    </w:p>
+    <w:p>
+      <w:pPr>
+        <w:rPr/>
+      </w:pPr>
+      <w:r>
+        <w:rPr>
+          <w:rFonts w:ascii="Arial Unicode MS" w:cs="Arial Unicode MS" w:eastAsia="Arial Unicode MS" w:hAnsi="Arial Unicode MS"/>
+          <w:rtl w:val="0"/>
+        </w:rPr>
+        <w:t xml:space="preserve">Active User -&gt; 申請成為教練 -&gt; Coach Application SUBMITTED/PENDING -&gt; Committee Review -&gt; APPROVED 或 REJECTED。</w:t>
+      </w:r>
+    </w:p>
+    <w:p>
+      <w:pPr>
+        <w:rPr/>
+      </w:pPr>
+      <w:r>
+        <w:rPr>
+          <w:rFonts w:ascii="Arial Unicode MS" w:cs="Arial Unicode MS" w:eastAsia="Arial Unicode MS" w:hAnsi="Arial Unicode MS"/>
+          <w:rtl w:val="0"/>
+        </w:rPr>
+        <w:t xml:space="preserve">APPROVED 後重新取得 `/api/v1/me` / roles，才顯示同 organization 的 COACH 角色卡與教練首頁；REJECTED 則保留申請結果，不顯示 Coach Availability 管理入口。</w:t>
+      </w:r>
+    </w:p>
+    <w:p>
+      <w:pPr>
+        <w:rPr/>
+      </w:pPr>
+      <w:r>
+        <w:rPr>
+          <w:rFonts w:ascii="Arial Unicode MS" w:cs="Arial Unicode MS" w:eastAsia="Arial Unicode MS" w:hAnsi="Arial Unicode MS"/>
+          <w:rtl w:val="0"/>
+        </w:rPr>
+        <w:t xml:space="preserve">C-02「教練申請狀態」在使用者尚未具 COACH role 時仍可作為 applicant-owned 畫面存在；C-01/C-03/C-04/C-05 等正式教練功能則需 ACTIVE COACH role + APPROVED CoachProfile。</w:t>
+      </w:r>
+    </w:p>
+    <w:p>
+      <w:pPr>
+        <w:rPr/>
+      </w:pPr>
+      <w:r>
+        <w:rPr>
+          <w:rtl w:val="0"/>
+        </w:rPr>
+      </w:r>
+    </w:p>
+    <w:p>
+      <w:pPr>
+        <w:rPr/>
+      </w:pPr>
+      <w:r>
+        <w:rPr>
+          <w:rtl w:val="0"/>
+        </w:rPr>
+        <w:t xml:space="preserve">13.2 Committee Coach Review UX</w:t>
+      </w:r>
+    </w:p>
+    <w:p>
+      <w:pPr>
+        <w:rPr/>
+      </w:pPr>
+      <w:r>
+        <w:rPr>
+          <w:rFonts w:ascii="Arial Unicode MS" w:cs="Arial Unicode MS" w:eastAsia="Arial Unicode MS" w:hAnsi="Arial Unicode MS"/>
+          <w:rtl w:val="0"/>
+        </w:rPr>
+        <w:t xml:space="preserve">A-17 / 教練管理必須能區分：Coach Application Review 與 Availability Review。</w:t>
+      </w:r>
+    </w:p>
+    <w:p>
+      <w:pPr>
+        <w:rPr/>
+      </w:pPr>
+      <w:r>
+        <w:rPr>
+          <w:rFonts w:ascii="Arial Unicode MS" w:cs="Arial Unicode MS" w:eastAsia="Arial Unicode MS" w:hAnsi="Arial Unicode MS"/>
+          <w:rtl w:val="0"/>
+        </w:rPr>
+        <w:t xml:space="preserve">核准 Coach Application 的確認畫面應明確提示：「核准後將同時啟用 Coach Profile 並授予此 Organization 的 COACH 角色。」拒絕則不授予角色。</w:t>
+      </w:r>
+    </w:p>
+    <w:p>
+      <w:pPr>
+        <w:rPr/>
+      </w:pPr>
+      <w:r>
+        <w:rPr>
+          <w:rFonts w:ascii="Arial Unicode MS" w:cs="Arial Unicode MS" w:eastAsia="Arial Unicode MS" w:hAnsi="Arial Unicode MS"/>
+          <w:rtl w:val="0"/>
+        </w:rPr>
+        <w:t xml:space="preserve">跨 organization resource 不顯示可操作 CTA；即使 UI 誤顯示，Backend 仍須拒絕。</w:t>
+      </w:r>
+    </w:p>
+    <w:p>
+      <w:pPr>
+        <w:rPr/>
+      </w:pPr>
+      <w:r>
+        <w:rPr>
+          <w:rtl w:val="0"/>
+        </w:rPr>
+      </w:r>
+    </w:p>
+    <w:p>
+      <w:pPr>
+        <w:rPr/>
+      </w:pPr>
+      <w:r>
+        <w:rPr>
+          <w:rtl w:val="0"/>
+        </w:rPr>
+        <w:t xml:space="preserve">13.3 Availability Create UX — One Proposal / One Time Range</w:t>
+      </w:r>
+    </w:p>
+    <w:p>
+      <w:pPr>
+        <w:rPr/>
+      </w:pPr>
+      <w:r>
+        <w:rPr>
+          <w:rFonts w:ascii="Arial Unicode MS" w:cs="Arial Unicode MS" w:eastAsia="Arial Unicode MS" w:hAnsi="Arial Unicode MS"/>
+          <w:rtl w:val="0"/>
+        </w:rPr>
+        <w:t xml:space="preserve">「建立空堂」畫面每次只編輯一個 startAt/endAt 時段與 schema 支援的 preferred venue。舊 Flow 中「可見性與備註」或 `TimeWindowEditor` 暗示一筆可含多個 windows 的設計不屬 Slice 2 canonical UI。</w:t>
+      </w:r>
+    </w:p>
+    <w:p>
+      <w:pPr>
+        <w:rPr/>
+      </w:pPr>
+      <w:r>
+        <w:rPr>
+          <w:rFonts w:ascii="Arial Unicode MS" w:cs="Arial Unicode MS" w:eastAsia="Arial Unicode MS" w:hAnsi="Arial Unicode MS"/>
+          <w:rtl w:val="0"/>
+        </w:rPr>
+        <w:t xml:space="preserve">若教練想新增多個時段，UI 可提供「儲存後再新增另一時段」或列表上的「新增空堂」快捷操作，但每次 API mutation 都建立一筆獨立 AvailabilityProposal。</w:t>
+      </w:r>
+    </w:p>
+    <w:p>
+      <w:pPr>
+        <w:rPr/>
+      </w:pPr>
+      <w:r>
+        <w:rPr>
+          <w:rFonts w:ascii="Arial Unicode MS" w:cs="Arial Unicode MS" w:eastAsia="Arial Unicode MS" w:hAnsi="Arial Unicode MS"/>
+          <w:rtl w:val="0"/>
+        </w:rPr>
+        <w:t xml:space="preserve">列表以 Proposal 為 row/card 單位顯示狀態；審核、關閉、Claim 也都針對單一 Proposal。</w:t>
+      </w:r>
+    </w:p>
+    <w:p>
+      <w:pPr>
+        <w:rPr/>
+      </w:pPr>
+      <w:r>
+        <w:rPr>
+          <w:rtl w:val="0"/>
+        </w:rPr>
+      </w:r>
+    </w:p>
+    <w:p>
+      <w:pPr>
+        <w:rPr/>
+      </w:pPr>
+      <w:r>
+        <w:rPr>
+          <w:rtl w:val="0"/>
+        </w:rPr>
+        <w:t xml:space="preserve">13.4 Lesson Request Form Canonical UX</w:t>
+      </w:r>
+    </w:p>
+    <w:p>
+      <w:pPr>
+        <w:rPr/>
+      </w:pPr>
+      <w:r>
+        <w:rPr>
+          <w:rFonts w:ascii="Arial Unicode MS" w:cs="Arial Unicode MS" w:eastAsia="Arial Unicode MS" w:hAnsi="Arial Unicode MS"/>
+          <w:rtl w:val="0"/>
+        </w:rPr>
+        <w:t xml:space="preserve">S-05 / S-06 的 Coach 選擇改為 single-select：</w:t>
+      </w:r>
+    </w:p>
+    <w:p>
+      <w:pPr>
+        <w:rPr/>
+      </w:pPr>
+      <w:r>
+        <w:rPr>
+          <w:rFonts w:ascii="Arial Unicode MS" w:cs="Arial Unicode MS" w:eastAsia="Arial Unicode MS" w:hAnsi="Arial Unicode MS"/>
+          <w:rtl w:val="0"/>
+        </w:rPr>
+        <w:t xml:space="preserve">- 不指定教練；或</w:t>
+      </w:r>
+    </w:p>
+    <w:p>
+      <w:pPr>
+        <w:rPr/>
+      </w:pPr>
+      <w:r>
+        <w:rPr>
+          <w:rFonts w:ascii="Arial Unicode MS" w:cs="Arial Unicode MS" w:eastAsia="Arial Unicode MS" w:hAnsi="Arial Unicode MS"/>
+          <w:rtl w:val="0"/>
+        </w:rPr>
+        <w:t xml:space="preserve">- 指定一位 `preferredCoachProfileId`；或</w:t>
+      </w:r>
+    </w:p>
+    <w:p>
+      <w:pPr>
+        <w:rPr/>
+      </w:pPr>
+      <w:r>
+        <w:rPr>
+          <w:rFonts w:ascii="Arial Unicode MS" w:cs="Arial Unicode MS" w:eastAsia="Arial Unicode MS" w:hAnsi="Arial Unicode MS"/>
+          <w:rtl w:val="0"/>
+        </w:rPr>
+        <w:t xml:space="preserve">- 從一筆已核准公開 Availability 選擇 `selectedAvailabilityProposalId`，此時 UI 顯示對應單一教練與單一空堂來源。</w:t>
+      </w:r>
+    </w:p>
+    <w:p>
+      <w:pPr>
+        <w:rPr/>
+      </w:pPr>
+      <w:r>
+        <w:rPr>
+          <w:rFonts w:ascii="Arial Unicode MS" w:cs="Arial Unicode MS" w:eastAsia="Arial Unicode MS" w:hAnsi="Arial Unicode MS"/>
+          <w:rtl w:val="0"/>
+        </w:rPr>
+        <w:t xml:space="preserve">不得提供 `preferredCoachIds` 多選 UI。</w:t>
+      </w:r>
+    </w:p>
+    <w:p>
+      <w:pPr>
+        <w:rPr/>
+      </w:pPr>
+      <w:r>
+        <w:rPr>
+          <w:rFonts w:ascii="Arial Unicode MS" w:cs="Arial Unicode MS" w:eastAsia="Arial Unicode MS" w:hAnsi="Arial Unicode MS"/>
+          <w:rtl w:val="0"/>
+        </w:rPr>
+        <w:t xml:space="preserve">一般學生 self-service 不顯示 requesterUserId / primaryContactUserId 可編輯欄位；「需求建立者」由登入身分決定。若未來 Committee 代建需求，使用獨立 Admin flow 並清楚顯示「實際操作者」與「需求對象」，不得重用學生頁面讓一般使用者任意選 requester。</w:t>
+      </w:r>
+    </w:p>
+    <w:p>
+      <w:pPr>
+        <w:rPr/>
+      </w:pPr>
+      <w:r>
+        <w:rPr>
+          <w:rtl w:val="0"/>
+        </w:rPr>
+      </w:r>
+    </w:p>
+    <w:p>
+      <w:pPr>
+        <w:rPr/>
+      </w:pPr>
+      <w:r>
+        <w:rPr>
+          <w:rFonts w:ascii="Arial Unicode MS" w:cs="Arial Unicode MS" w:eastAsia="Arial Unicode MS" w:hAnsi="Arial Unicode MS"/>
+          <w:rtl w:val="0"/>
+        </w:rPr>
+        <w:t xml:space="preserve">表單概念欄位以 06 最新 canonical contract 為準：lessonType、scheduleType、billingMode、skillLevel、participantCount、guestParticipantCount、minimumParticipants/maximumParticipants（適用團課）、requestedSessionCount、單一 preferredCoachProfileId、optional selectedAvailabilityProposalId、sessionPreferences、notes。</w:t>
+      </w:r>
+    </w:p>
+    <w:p>
+      <w:pPr>
+        <w:rPr/>
+      </w:pPr>
+      <w:r>
+        <w:rPr>
+          <w:rFonts w:ascii="Arial Unicode MS" w:cs="Arial Unicode MS" w:eastAsia="Arial Unicode MS" w:hAnsi="Arial Unicode MS"/>
+          <w:rtl w:val="0"/>
+        </w:rPr>
+        <w:t xml:space="preserve">舊 `courseType`、`preferredCoachIds`、`requestedSessions`、`chargeMode` 等 UI/API 欄位名稱不得作為 Slice 2 新實作契約。</w:t>
+      </w:r>
+    </w:p>
+    <w:p>
+      <w:pPr>
+        <w:rPr/>
+      </w:pPr>
+      <w:r>
+        <w:rPr>
+          <w:rtl w:val="0"/>
+        </w:rPr>
+      </w:r>
+    </w:p>
+    <w:p>
+      <w:pPr>
+        <w:rPr/>
+      </w:pPr>
+      <w:r>
+        <w:rPr>
+          <w:rtl w:val="0"/>
+        </w:rPr>
+        <w:t xml:space="preserve">13.5 Role / Route Guard Rules</w:t>
+      </w:r>
+    </w:p>
+    <w:p>
+      <w:pPr>
+        <w:rPr/>
+      </w:pPr>
+      <w:r>
+        <w:rPr>
+          <w:rFonts w:ascii="Arial Unicode MS" w:cs="Arial Unicode MS" w:eastAsia="Arial Unicode MS" w:hAnsi="Arial Unicode MS"/>
+          <w:rtl w:val="0"/>
+        </w:rPr>
+        <w:t xml:space="preserve">- Coach Application 建立／查看自己的申請：Authenticated ACTIVE User，不需 COACH role。</w:t>
+      </w:r>
+    </w:p>
+    <w:p>
+      <w:pPr>
+        <w:rPr/>
+      </w:pPr>
+      <w:r>
+        <w:rPr>
+          <w:rFonts w:ascii="Arial Unicode MS" w:cs="Arial Unicode MS" w:eastAsia="Arial Unicode MS" w:hAnsi="Arial Unicode MS"/>
+          <w:rtl w:val="0"/>
+        </w:rPr>
+        <w:t xml:space="preserve">- Coach Availability：COACH UI context 才顯示；Backend 同時驗證 ACTIVE role + APPROVED profile + organization scope。</w:t>
+      </w:r>
+    </w:p>
+    <w:p>
+      <w:pPr>
+        <w:rPr/>
+      </w:pPr>
+      <w:r>
+        <w:rPr>
+          <w:rFonts w:ascii="Arial Unicode MS" w:cs="Arial Unicode MS" w:eastAsia="Arial Unicode MS" w:hAnsi="Arial Unicode MS"/>
+          <w:rtl w:val="0"/>
+        </w:rPr>
+        <w:t xml:space="preserve">- Student Lesson Request：自己的 requester identity 不由 UI 控制。</w:t>
+      </w:r>
+    </w:p>
+    <w:p>
+      <w:pPr>
+        <w:rPr/>
+      </w:pPr>
+      <w:r>
+        <w:rPr>
+          <w:rFonts w:ascii="Arial Unicode MS" w:cs="Arial Unicode MS" w:eastAsia="Arial Unicode MS" w:hAnsi="Arial Unicode MS"/>
+          <w:rtl w:val="0"/>
+        </w:rPr>
+        <w:t xml:space="preserve">- Committee Review：只顯示目前 organization 可處理資料；Backend 再驗證。</w:t>
+      </w:r>
+    </w:p>
+    <w:p>
+      <w:pPr>
+        <w:rPr/>
+      </w:pPr>
+      <w:r>
+        <w:rPr>
+          <w:rFonts w:ascii="Arial Unicode MS" w:cs="Arial Unicode MS" w:eastAsia="Arial Unicode MS" w:hAnsi="Arial Unicode MS"/>
+          <w:rtl w:val="0"/>
+        </w:rPr>
+        <w:t xml:space="preserve">- Role switch 只是 UI context，不得用來改變 Backend principal 的授權事實。</w:t>
+      </w:r>
+    </w:p>
+    <w:p>
+      <w:pPr>
+        <w:rPr/>
+      </w:pPr>
+      <w:r>
+        <w:rPr>
+          <w:rtl w:val="0"/>
+        </w:rPr>
+      </w:r>
+    </w:p>
+    <w:p>
+      <w:pPr>
+        <w:rPr/>
+      </w:pPr>
+      <w:r>
+        <w:rPr>
+          <w:rtl w:val="0"/>
+        </w:rPr>
+        <w:t xml:space="preserve">13.6 Slice 2 P0 UI Acceptance</w:t>
+      </w:r>
+    </w:p>
+    <w:p>
+      <w:pPr>
+        <w:rPr/>
+      </w:pPr>
+      <w:r>
+        <w:rPr>
+          <w:rFonts w:ascii="Arial Unicode MS" w:cs="Arial Unicode MS" w:eastAsia="Arial Unicode MS" w:hAnsi="Arial Unicode MS"/>
+          <w:rtl w:val="0"/>
+        </w:rPr>
+        <w:t xml:space="preserve">Slice 2 至少覆蓋：</w:t>
+      </w:r>
+    </w:p>
+    <w:p>
+      <w:pPr>
+        <w:rPr/>
+      </w:pPr>
+      <w:r>
+        <w:rPr>
+          <w:rFonts w:ascii="Arial Unicode MS" w:cs="Arial Unicode MS" w:eastAsia="Arial Unicode MS" w:hAnsi="Arial Unicode MS"/>
+          <w:rtl w:val="0"/>
+        </w:rPr>
+        <w:t xml:space="preserve">1. Active User 提交 Coach Application 並查看 pending/rejected/approved 狀態。</w:t>
+      </w:r>
+    </w:p>
+    <w:p>
+      <w:pPr>
+        <w:rPr/>
+      </w:pPr>
+      <w:r>
+        <w:rPr>
+          <w:rFonts w:ascii="Arial Unicode MS" w:cs="Arial Unicode MS" w:eastAsia="Arial Unicode MS" w:hAnsi="Arial Unicode MS"/>
+          <w:rtl w:val="0"/>
+        </w:rPr>
+        <w:t xml:space="preserve">2. Committee 在 Admin 或已核准的 LIFF 快速審核入口 approve/reject Coach Application。</w:t>
+      </w:r>
+    </w:p>
+    <w:p>
+      <w:pPr>
+        <w:rPr/>
+      </w:pPr>
+      <w:r>
+        <w:rPr>
+          <w:rFonts w:ascii="Arial Unicode MS" w:cs="Arial Unicode MS" w:eastAsia="Arial Unicode MS" w:hAnsi="Arial Unicode MS"/>
+          <w:rtl w:val="0"/>
+        </w:rPr>
+        <w:t xml:space="preserve">3. Approval 後使用者重新載入 roles 可進 Coach context。</w:t>
+      </w:r>
+    </w:p>
+    <w:p>
+      <w:pPr>
+        <w:rPr/>
+      </w:pPr>
+      <w:r>
+        <w:rPr>
+          <w:rFonts w:ascii="Arial Unicode MS" w:cs="Arial Unicode MS" w:eastAsia="Arial Unicode MS" w:hAnsi="Arial Unicode MS"/>
+          <w:rtl w:val="0"/>
+        </w:rPr>
+        <w:t xml:space="preserve">4. Approved Coach 建立單一 Availability Proposal、提交審核、查看狀態。</w:t>
+      </w:r>
+    </w:p>
+    <w:p>
+      <w:pPr>
+        <w:rPr/>
+      </w:pPr>
+      <w:r>
+        <w:rPr>
+          <w:rFonts w:ascii="Arial Unicode MS" w:cs="Arial Unicode MS" w:eastAsia="Arial Unicode MS" w:hAnsi="Arial Unicode MS"/>
+          <w:rtl w:val="0"/>
+        </w:rPr>
+        <w:t xml:space="preserve">5. Committee review Availability。</w:t>
+      </w:r>
+    </w:p>
+    <w:p>
+      <w:pPr>
+        <w:rPr/>
+      </w:pPr>
+      <w:r>
+        <w:rPr>
+          <w:rFonts w:ascii="Arial Unicode MS" w:cs="Arial Unicode MS" w:eastAsia="Arial Unicode MS" w:hAnsi="Arial Unicode MS"/>
+          <w:rtl w:val="0"/>
+        </w:rPr>
+        <w:t xml:space="preserve">6. Student 建立 Lesson Request：不指定教練、指定單一教練、或選單一公開 Availability。</w:t>
+      </w:r>
+    </w:p>
+    <w:p>
+      <w:pPr>
+        <w:rPr/>
+      </w:pPr>
+      <w:r>
+        <w:rPr>
+          <w:rFonts w:ascii="Arial Unicode MS" w:cs="Arial Unicode MS" w:eastAsia="Arial Unicode MS" w:hAnsi="Arial Unicode MS"/>
+          <w:rtl w:val="0"/>
+        </w:rPr>
+        <w:t xml:space="preserve">7. Student submission 成功後顯示等待審核；Availability 已被其他需求 Claim 時提供可恢復提示並返回選擇。</w:t>
+      </w:r>
+    </w:p>
+    <w:p>
+      <w:pPr>
+        <w:rPr/>
+      </w:pPr>
+      <w:r>
+        <w:rPr>
+          <w:rFonts w:ascii="Arial Unicode MS" w:cs="Arial Unicode MS" w:eastAsia="Arial Unicode MS" w:hAnsi="Arial Unicode MS"/>
+          <w:rtl w:val="0"/>
+        </w:rPr>
+        <w:t xml:space="preserve">8. Committee review Lesson Request。</w:t>
+      </w:r>
+    </w:p>
+    <w:p>
+      <w:pPr>
+        <w:rPr/>
+      </w:pPr>
+      <w:r>
+        <w:rPr>
+          <w:rtl w:val="0"/>
+        </w:rPr>
+      </w:r>
+    </w:p>
+    <w:p>
+      <w:pPr>
+        <w:rPr/>
+      </w:pPr>
+      <w:r>
+        <w:rPr>
+          <w:rtl w:val="0"/>
+        </w:rPr>
+        <w:t xml:space="preserve">13.7 Backfill Review Result</w:t>
+      </w:r>
+    </w:p>
+    <w:p>
+      <w:pPr>
+        <w:rPr/>
+      </w:pPr>
+      <w:r>
+        <w:rPr>
+          <w:rFonts w:ascii="Arial Unicode MS" w:cs="Arial Unicode MS" w:eastAsia="Arial Unicode MS" w:hAnsi="Arial Unicode MS"/>
+          <w:rtl w:val="0"/>
+        </w:rPr>
+        <w:t xml:space="preserve">Slice 2 UI/UX Baseline 已依四項核准決策完成對齊。Frontend 必須以 06 最新 OpenAPI/generated client 為契約，不自行保留 legacy multi-window / multi-coach request shape。</w:t>
+      </w:r>
+    </w:p>
+    <w:p>
+      <w:pPr>
+        <w:rPr/>
+      </w:pPr>
+      <w:r>
+        <w:rPr>
+          <w:rtl w:val="0"/>
+        </w:rPr>
       </w:r>
     </w:p>
     <w:p>
